--- a/paper/draft_ko_v1.docx
+++ b/paper/draft_ko_v1.docx
@@ -196,7 +196,7 @@
         <w:t xml:space="preserve"> </w:t>
       </w:r>
       <w:r>
-        <w:t xml:space="preserve">(best masked SSIM 0.9140 vs 0.9126, 내부 선택지표 composite 0.9200 vs 0.9182),</w:t>
+        <w:t xml:space="preserve">(best masked SSIM 0.9140 vs 0.9126, PSNR 35.16 vs 35.03 dB),</w:t>
       </w:r>
       <w:r>
         <w:t xml:space="preserve"> </w:t>
@@ -226,7 +226,7 @@
         <w:t xml:space="preserve"> </w:t>
       </w:r>
       <w:r>
-        <w:t xml:space="preserve">epoch 당 학습시간을 단축(2.78→2.51 h/ep)하면서 최종 품질을 추가 개선했다(composite 0.9203,</w:t>
+        <w:t xml:space="preserve">epoch 당 학습시간을 단축(2.78→2.51 h/ep)하면서 최종 품질을 추가 개선했다(SSIM 0.9145,</w:t>
       </w:r>
       <w:r>
         <w:t xml:space="preserve"> </w:t>
@@ -450,7 +450,7 @@
         <w:t xml:space="preserve"> </w:t>
       </w:r>
       <w:r>
-        <w:t xml:space="preserve">SS2D(+DC)를 비교했을 때 dead-heat(masked composite 동률 0.9127)였으나, 이 비교는 DC 유무와</w:t>
+        <w:t xml:space="preserve">SS2D(+DC)를 비교했을 때 dead-heat(masked SSIM 0.9084 vs 0.9083 — 사실상 동률)였으나, 이 비교는 DC 유무와</w:t>
       </w:r>
       <w:r>
         <w:t xml:space="preserve"> </w:t>
@@ -519,7 +519,7 @@
         <w:t xml:space="preserve"> </w:t>
       </w:r>
       <w:r>
-        <w:t xml:space="preserve">— SS2D 가 5지표 전부,</w:t>
+        <w:t xml:space="preserve">— SS2D 가 표준 4지표 전부,</w:t>
       </w:r>
       <w:r>
         <w:t xml:space="preserve"> </w:t>
@@ -1263,44 +1263,13 @@
         </w:numPr>
       </w:pPr>
       <w:r>
-        <w:rPr>
-          <w:b/>
-          <w:bCs/>
-        </w:rPr>
-        <w:t xml:space="preserve">composite = 0.5·SSIM + 0.3·(PSNR/40) + 0.2·(1−NMSE)</w:t>
-      </w:r>
-      <w:r>
-        <w:t xml:space="preserve"> </w:t>
-      </w:r>
-      <w:r>
-        <w:t xml:space="preserve">는 문헌 표준이 아닌</w:t>
-      </w:r>
-      <w:r>
-        <w:t xml:space="preserve"> </w:t>
-      </w:r>
-      <w:r>
-        <w:rPr>
-          <w:b/>
-          <w:bCs/>
-        </w:rPr>
-        <w:t xml:space="preserve">본 프로젝트</w:t>
-      </w:r>
-      <w:r>
-        <w:rPr>
-          <w:b/>
-          <w:bCs/>
-        </w:rPr>
-        <w:t xml:space="preserve"> </w:t>
-      </w:r>
-      <w:r>
-        <w:rPr>
-          <w:b/>
-          <w:bCs/>
-        </w:rPr>
-        <w:t xml:space="preserve">자체 설계의 모델 선택용 스칼라</w:t>
-      </w:r>
-      <w:r>
-        <w:t xml:space="preserve">다(가중치는 실용적 선택 — 근거·설계 과정은 내부 문서</w:t>
+        <w:t xml:space="preserve">모델 선택(best ckpt)·조기 종료 기준: SSIM·PSNR·NMSE 를 가중 합성한 내부 스칼라</w:t>
+      </w:r>
+      <w:r>
+        <w:t xml:space="preserve"> </w:t>
+      </w:r>
+      <w:r>
+        <w:t xml:space="preserve">(composite, 자체 설계 —</w:t>
       </w:r>
       <w:r>
         <w:t xml:space="preserve"> </w:t>
@@ -1312,44 +1281,51 @@
         <w:t xml:space="preserve">docs/eval_metric_redesign.md</w:t>
       </w:r>
       <w:r>
-        <w:t xml:space="preserve">). 논문에서는</w:t>
-      </w:r>
-      <w:r>
-        <w:t xml:space="preserve"> </w:t>
-      </w:r>
-      <w:r>
-        <w:rPr>
-          <w:b/>
-          <w:bCs/>
-        </w:rPr>
-        <w:t xml:space="preserve">model-selection criterion 으로만 서술</w:t>
-      </w:r>
-      <w:r>
-        <w:t xml:space="preserve">하고</w:t>
-      </w:r>
-      <w:r>
-        <w:t xml:space="preserve"> </w:t>
-      </w:r>
-      <w:r>
-        <w:t xml:space="preserve">결과 판단은 표준 지표로 세운다 — 본 연구의 결론은 composite 없이 개별 표준 지표 전부에서</w:t>
-      </w:r>
-      <w:r>
-        <w:t xml:space="preserve"> </w:t>
-      </w:r>
-      <w:r>
-        <w:t xml:space="preserve">동일하게 성립한다(§5.1). 결과표의 composite 열 유지 여부는 상의 포인트(부록 B-6).</w:t>
-      </w:r>
-    </w:p>
-    <w:p>
-      <w:pPr>
-        <w:pStyle w:val="Compact"/>
-        <w:numPr>
-          <w:ilvl w:val="0"/>
-          <w:numId w:val="1008"/>
-        </w:numPr>
-      </w:pPr>
-      <w:r>
-        <w:t xml:space="preserve">모델 선택(best ckpt)·조기 종료 기준 = val composite.</w:t>
+        <w:t xml:space="preserve">)를 사용했다.</w:t>
+      </w:r>
+      <w:r>
+        <w:t xml:space="preserve"> </w:t>
+      </w:r>
+      <w:r>
+        <w:rPr>
+          <w:b/>
+          <w:bCs/>
+        </w:rPr>
+        <w:t xml:space="preserve">이 스칼라는 문헌</w:t>
+      </w:r>
+      <w:r>
+        <w:rPr>
+          <w:b/>
+          <w:bCs/>
+        </w:rPr>
+        <w:t xml:space="preserve"> </w:t>
+      </w:r>
+      <w:r>
+        <w:rPr>
+          <w:b/>
+          <w:bCs/>
+        </w:rPr>
+        <w:t xml:space="preserve">표준이 아니므로 방법 절의 이 한 줄로만 서술하고, 본 논문의 모든 결과 표·수치는 표준</w:t>
+      </w:r>
+      <w:r>
+        <w:rPr>
+          <w:b/>
+          <w:bCs/>
+        </w:rPr>
+        <w:t xml:space="preserve"> </w:t>
+      </w:r>
+      <w:r>
+        <w:rPr>
+          <w:b/>
+          <w:bCs/>
+        </w:rPr>
+        <w:t xml:space="preserve">지표로만 제시한다</w:t>
+      </w:r>
+      <w:r>
+        <w:t xml:space="preserve"> </w:t>
+      </w:r>
+      <w:r>
+        <w:t xml:space="preserve">(2026-08-07 결정, 부록 B-6). 결론은 표준 지표 전부에서 성립한다(§5.1).</w:t>
       </w:r>
     </w:p>
     <w:p>
@@ -1870,14 +1846,13 @@
         <w:tblLook w:firstRow="1" w:lastRow="0" w:firstColumn="0" w:lastColumn="0" w:noHBand="0" w:noVBand="0" w:val="0020"/>
       </w:tblPr>
       <w:tblGrid>
-        <w:gridCol w:w="990"/>
-        <w:gridCol w:w="990"/>
-        <w:gridCol w:w="990"/>
-        <w:gridCol w:w="990"/>
-        <w:gridCol w:w="990"/>
-        <w:gridCol w:w="990"/>
-        <w:gridCol w:w="990"/>
-        <w:gridCol w:w="990"/>
+        <w:gridCol w:w="1131"/>
+        <w:gridCol w:w="1131"/>
+        <w:gridCol w:w="1131"/>
+        <w:gridCol w:w="1131"/>
+        <w:gridCol w:w="1131"/>
+        <w:gridCol w:w="1131"/>
+        <w:gridCol w:w="1131"/>
       </w:tblGrid>
       <w:tr>
         <w:trPr>
@@ -1911,18 +1886,6 @@
               <w:jc w:val="right"/>
             </w:pPr>
             <w:r>
-              <w:t xml:space="preserve">composite</w:t>
-            </w:r>
-          </w:p>
-        </w:tc>
-        <w:tc>
-          <w:tcPr/>
-          <w:p>
-            <w:pPr>
-              <w:pStyle w:val="Compact"/>
-              <w:jc w:val="right"/>
-            </w:pPr>
-            <w:r>
               <w:t xml:space="preserve">SSIM</w:t>
             </w:r>
           </w:p>
@@ -2016,22 +1979,6 @@
                 <w:b/>
                 <w:bCs/>
               </w:rPr>
-              <w:t xml:space="preserve">0.9200</w:t>
-            </w:r>
-          </w:p>
-        </w:tc>
-        <w:tc>
-          <w:tcPr/>
-          <w:p>
-            <w:pPr>
-              <w:pStyle w:val="Compact"/>
-              <w:jc w:val="right"/>
-            </w:pPr>
-            <w:r>
-              <w:rPr>
-                <w:b/>
-                <w:bCs/>
-              </w:rPr>
               <w:t xml:space="preserve">0.9140</w:t>
             </w:r>
           </w:p>
@@ -2133,18 +2080,6 @@
               <w:jc w:val="right"/>
             </w:pPr>
             <w:r>
-              <w:t xml:space="preserve">0.9182</w:t>
-            </w:r>
-          </w:p>
-        </w:tc>
-        <w:tc>
-          <w:tcPr/>
-          <w:p>
-            <w:pPr>
-              <w:pStyle w:val="Compact"/>
-              <w:jc w:val="right"/>
-            </w:pPr>
-            <w:r>
               <w:t xml:space="preserve">0.9126</w:t>
             </w:r>
           </w:p>
@@ -2215,13 +2150,19 @@
         <w:t xml:space="preserve">matched-epoch 전 구간 우위(wire-to-wire)</w:t>
       </w:r>
       <w:r>
-        <w:t xml:space="preserve">: 25개 val 지점(ep2~50) 전부에서 SS2D ≥ GRU</w:t>
-      </w:r>
-      <w:r>
-        <w:t xml:space="preserve"> </w:t>
-      </w:r>
-      <w:r>
-        <w:t xml:space="preserve">(Δcomposite +0.0009~+0.0058). ViT 하이브리드 트랙에서 관찰됐던 후반 역전(crossover) 없음.</w:t>
+        <w:t xml:space="preserve">: 25개 val 지점(ep2~50)에서 SS2D 가 SSIM 기준</w:t>
+      </w:r>
+      <w:r>
+        <w:t xml:space="preserve"> </w:t>
+      </w:r>
+      <w:r>
+        <w:t xml:space="preserve">전 지점 ≥ GRU(Δ +0.0000~+0.0055; 동률은 ep14 1지점뿐), PSNR 기준 전 지점 우위.</w:t>
+      </w:r>
+      <w:r>
+        <w:t xml:space="preserve"> </w:t>
+      </w:r>
+      <w:r>
+        <w:t xml:space="preserve">ViT 하이브리드 트랙에서 관찰됐던 후반 역전(crossover) 없음.</w:t>
       </w:r>
     </w:p>
     <w:p>
@@ -2583,71 +2524,6 @@
           </w:p>
         </w:tc>
       </w:tr>
-      <w:tr>
-        <w:tc>
-          <w:tcPr/>
-          <w:p>
-            <w:pPr>
-              <w:pStyle w:val="Compact"/>
-            </w:pPr>
-            <w:r>
-              <w:t xml:space="preserve">composite</w:t>
-            </w:r>
-          </w:p>
-        </w:tc>
-        <w:tc>
-          <w:tcPr/>
-          <w:p>
-            <w:pPr>
-              <w:pStyle w:val="Compact"/>
-              <w:jc w:val="right"/>
-            </w:pPr>
-            <w:r>
-              <w:t xml:space="preserve">0.9087±0.0596</w:t>
-            </w:r>
-          </w:p>
-        </w:tc>
-        <w:tc>
-          <w:tcPr/>
-          <w:p>
-            <w:pPr>
-              <w:pStyle w:val="Compact"/>
-              <w:jc w:val="right"/>
-            </w:pPr>
-            <w:r>
-              <w:t xml:space="preserve">0.9104±0.0596</w:t>
-            </w:r>
-          </w:p>
-        </w:tc>
-        <w:tc>
-          <w:tcPr/>
-          <w:p>
-            <w:pPr>
-              <w:pStyle w:val="Compact"/>
-              <w:jc w:val="right"/>
-            </w:pPr>
-            <w:r>
-              <w:rPr>
-                <w:b/>
-                <w:bCs/>
-              </w:rPr>
-              <w:t xml:space="preserve">76.6%</w:t>
-            </w:r>
-          </w:p>
-        </w:tc>
-        <w:tc>
-          <w:tcPr/>
-          <w:p>
-            <w:pPr>
-              <w:pStyle w:val="Compact"/>
-              <w:jc w:val="right"/>
-            </w:pPr>
-            <w:r>
-              <w:t xml:space="preserve">&lt;0.001</w:t>
-            </w:r>
-          </w:p>
-        </w:tc>
-      </w:tr>
     </w:tbl>
     <w:p>
       <w:pPr>
@@ -2749,12 +2625,11 @@
         <w:tblLook w:firstRow="1" w:lastRow="0" w:firstColumn="0" w:lastColumn="0" w:noHBand="0" w:noVBand="0" w:val="0020"/>
       </w:tblPr>
       <w:tblGrid>
-        <w:gridCol w:w="1320"/>
-        <w:gridCol w:w="1320"/>
-        <w:gridCol w:w="1320"/>
-        <w:gridCol w:w="1320"/>
-        <w:gridCol w:w="1320"/>
-        <w:gridCol w:w="1320"/>
+        <w:gridCol w:w="1584"/>
+        <w:gridCol w:w="1584"/>
+        <w:gridCol w:w="1584"/>
+        <w:gridCol w:w="1584"/>
+        <w:gridCol w:w="1584"/>
       </w:tblGrid>
       <w:tr>
         <w:trPr>
@@ -2776,18 +2651,6 @@
               <w:jc w:val="right"/>
             </w:pPr>
             <w:r>
-              <w:t xml:space="preserve">composite</w:t>
-            </w:r>
-          </w:p>
-        </w:tc>
-        <w:tc>
-          <w:tcPr/>
-          <w:p>
-            <w:pPr>
-              <w:pStyle w:val="Compact"/>
-              <w:jc w:val="right"/>
-            </w:pPr>
-            <w:r>
               <w:t xml:space="preserve">SSIM</w:t>
             </w:r>
           </w:p>
@@ -2857,22 +2720,6 @@
                 <w:b/>
                 <w:bCs/>
               </w:rPr>
-              <w:t xml:space="preserve">0.9203</w:t>
-            </w:r>
-          </w:p>
-        </w:tc>
-        <w:tc>
-          <w:tcPr/>
-          <w:p>
-            <w:pPr>
-              <w:pStyle w:val="Compact"/>
-              <w:jc w:val="right"/>
-            </w:pPr>
-            <w:r>
-              <w:rPr>
-                <w:b/>
-                <w:bCs/>
-              </w:rPr>
               <w:t xml:space="preserve">0.9145</w:t>
             </w:r>
           </w:p>
@@ -2938,18 +2785,6 @@
               <w:jc w:val="right"/>
             </w:pPr>
             <w:r>
-              <w:t xml:space="preserve">0.9200</w:t>
-            </w:r>
-          </w:p>
-        </w:tc>
-        <w:tc>
-          <w:tcPr/>
-          <w:p>
-            <w:pPr>
-              <w:pStyle w:val="Compact"/>
-              <w:jc w:val="right"/>
-            </w:pPr>
-            <w:r>
               <w:t xml:space="preserve">0.9140</w:t>
             </w:r>
           </w:p>
@@ -3000,18 +2835,6 @@
             </w:pPr>
             <w:r>
               <w:t xml:space="preserve">GRU (best ep50)</w:t>
-            </w:r>
-          </w:p>
-        </w:tc>
-        <w:tc>
-          <w:tcPr/>
-          <w:p>
-            <w:pPr>
-              <w:pStyle w:val="Compact"/>
-              <w:jc w:val="right"/>
-            </w:pPr>
-            <w:r>
-              <w:t xml:space="preserve">0.9182</w:t>
             </w:r>
           </w:p>
         </w:tc>
@@ -3084,7 +2907,7 @@
           <w:b/>
           <w:bCs/>
         </w:rPr>
-        <w:t xml:space="preserve">54~56% (5지표 전부, Wilcoxon p&lt;0.001 —</w:t>
+        <w:t xml:space="preserve">54~56% (표준 4지표 전부, Wilcoxon p&lt;0.001 —</w:t>
       </w:r>
       <w:r>
         <w:rPr>
@@ -3133,25 +2956,31 @@
         <w:t xml:space="preserve">정직한 해석 (반드시 유지)</w:t>
       </w:r>
       <w:r>
-        <w:t xml:space="preserve">: matched-ep50 시점 강화판 = 0.9171 로 통제판 best(0.9200)에</w:t>
-      </w:r>
-      <w:r>
-        <w:t xml:space="preserve"> </w:t>
-      </w:r>
-      <w:r>
-        <w:t xml:space="preserve">미달. 0.9200 최초 도달은 ep70. 즉 "같은 학습량에서 더 좋다"가 아니라 **"ep 당 속도 이득</w:t>
-      </w:r>
-      <w:r>
-        <w:t xml:space="preserve"> </w:t>
-      </w:r>
-      <w:r>
-        <w:t xml:space="preserve">(2.51 vs 2.78 h/ep)으로 더 긴 스케줄(80ep)을 소화해 최종 품질을 넘었다"**가 정확한 서사</w:t>
-      </w:r>
-      <w:r>
-        <w:t xml:space="preserve"> </w:t>
-      </w:r>
-      <w:r>
-        <w:t xml:space="preserve">(best 도달 wall-clock 은 강화판 ≈181h &gt; 통제판 ≈133h). 아키텍처 강화 자체의 순수 이득은 근소.</w:t>
+        <w:t xml:space="preserve">: matched-ep50 시점 강화판 SSIM = 0.9130 으로 통제판</w:t>
+      </w:r>
+      <w:r>
+        <w:t xml:space="preserve"> </w:t>
+      </w:r>
+      <w:r>
+        <w:t xml:space="preserve">best(0.9140)에 미달. 통제판 best SSIM 에 도달한 것은 연장 구간의 ep64(동률)~ep66(상회).</w:t>
+      </w:r>
+      <w:r>
+        <w:t xml:space="preserve"> </w:t>
+      </w:r>
+      <w:r>
+        <w:t xml:space="preserve">즉 "같은 학습량에서 더 좋다"가 아니라 **"ep 당 속도 이득(2.51 vs 2.78 h/ep)으로 더 긴</w:t>
+      </w:r>
+      <w:r>
+        <w:t xml:space="preserve"> </w:t>
+      </w:r>
+      <w:r>
+        <w:t xml:space="preserve">스케줄(80ep)을 소화해 최종 품질을 넘었다"**가 정확한 서사(best 도달 wall-clock 은 강화판</w:t>
+      </w:r>
+      <w:r>
+        <w:t xml:space="preserve"> </w:t>
+      </w:r>
+      <w:r>
+        <w:t xml:space="preserve">≈181h &gt; 통제판 ≈133h). 아키텍처 강화 자체의 순수 이득은 근소.</w:t>
       </w:r>
     </w:p>
     <w:p>
@@ -3193,7 +3022,7 @@
         <w:t xml:space="preserve"> </w:t>
       </w:r>
       <w:r>
-        <w:t xml:space="preserve">(5지표 mean±std + 본 모델들과의 우위 슬라이스 비율)를 여기에 삽입한다.</w:t>
+        <w:t xml:space="preserve">(표준 4지표 mean±std + 본 모델들과의 우위 슬라이스 비율)를 여기에 삽입한다.</w:t>
       </w:r>
       <w:r>
         <w:t xml:space="preserve"> </w:t>
@@ -5272,25 +5101,28 @@
           <w:b/>
           <w:bCs/>
         </w:rPr>
-        <w:t xml:space="preserve">composite 노출 수위</w:t>
-      </w:r>
-      <w:r>
-        <w:t xml:space="preserve"> </w:t>
-      </w:r>
-      <w:r>
-        <w:t xml:space="preserve">— 자체 설계 지표(§3.3)라 결과표에 열로 유지할지, 모델 선택</w:t>
-      </w:r>
-      <w:r>
-        <w:t xml:space="preserve"> </w:t>
-      </w:r>
-      <w:r>
-        <w:t xml:space="preserve">기준으로만 본문 언급하고 표에서는 뺄지(리뷰어 질문 소지 최소화). 표준 지표만으로도</w:t>
-      </w:r>
-      <w:r>
-        <w:t xml:space="preserve"> </w:t>
-      </w:r>
-      <w:r>
-        <w:t xml:space="preserve">결론 동일하므로 빼는 쪽이 방어적.</w:t>
+        <w:t xml:space="preserve">composite 노출 수위 — 해결(2026-08-07 사용자 결정)</w:t>
+      </w:r>
+      <w:r>
+        <w:t xml:space="preserve">: 결과 표·본문 수치에서 composite</w:t>
+      </w:r>
+      <w:r>
+        <w:t xml:space="preserve"> </w:t>
+      </w:r>
+      <w:r>
+        <w:t xml:space="preserve">전면 제거, 방법 절(§3.3)에 모델 선택 기준으로만 한 줄 서술. 과거 실험 서술(v7_titan</w:t>
+      </w:r>
+      <w:r>
+        <w:t xml:space="preserve"> </w:t>
+      </w:r>
+      <w:r>
+        <w:t xml:space="preserve">dead-heat 등)도 SSIM 기준으로 통일. wire-to-wire·연장구간 돌파 서사는 SSIM/PSNR 기준으로</w:t>
+      </w:r>
+      <w:r>
+        <w:t xml:space="preserve"> </w:t>
+      </w:r>
+      <w:r>
+        <w:t xml:space="preserve">재검증 완료(동일하게 성립).</w:t>
       </w:r>
     </w:p>
     <w:bookmarkEnd w:id="47"/>
